--- a/GSTACK_TEAM_MODE_TUTORIAL_CN.docx
+++ b/GSTACK_TEAM_MODE_TUTORIAL_CN.docx
@@ -1524,6 +1524,504 @@
           <w:szCs w:val="22"/>
         </w:rPr>
         <w:t xml:space="preserve">面向团队的故障排除指南与后续步骤</w:t>
+      </w:r>
+    </w:p>
+    <w:p>
+      <w:r>
+        <w:br w:type="page"/>
+      </w:r>
+    </w:p>
+    <w:p>
+      <w:pPr>
+        <w:pStyle w:val="Heading1"/>
+        <w:pBdr>
+          <w:bottom w:val="single" w:color="1F4E78" w:sz="12" w:space="1"/>
+        </w:pBdr>
+        <w:spacing w:after="200" w:before="0" w:line="360"/>
+      </w:pPr>
+      <w:r>
+        <w:rPr>
+          <w:rFonts w:ascii="Microsoft YaHei" w:cs="Microsoft YaHei" w:eastAsia="Microsoft YaHei" w:hAnsi="Microsoft YaHei"/>
+          <w:b/>
+          <w:bCs/>
+          <w:color w:val="1F4E78"/>
+          <w:sz w:val="28"/>
+          <w:szCs w:val="28"/>
+        </w:rPr>
+        <w:t xml:space="preserve">复刻（Fork）代码仓库并动手实践</w:t>
+      </w:r>
+    </w:p>
+    <w:p>
+      <w:pPr>
+        <w:spacing w:after="300" w:line="240"/>
+      </w:pPr>
+      <w:r>
+        <w:rPr>
+          <w:rFonts w:ascii="Microsoft YaHei" w:cs="Microsoft YaHei" w:eastAsia="Microsoft YaHei" w:hAnsi="Microsoft YaHei"/>
+          <w:sz w:val="22"/>
+          <w:szCs w:val="22"/>
+        </w:rPr>
+        <w:t xml:space="preserve">阅读本文档能让您理解概念，但只有在您自己的代码仓库副本中亲自运行整个工作流程，才能真正掌握它。请按顺序完成以下步骤。</w:t>
+      </w:r>
+    </w:p>
+    <w:p>
+      <w:pPr>
+        <w:spacing w:after="100" w:before="100" w:line="240"/>
+      </w:pPr>
+      <w:r>
+        <w:rPr>
+          <w:rFonts w:ascii="Microsoft YaHei" w:cs="Microsoft YaHei" w:eastAsia="Microsoft YaHei" w:hAnsi="Microsoft YaHei"/>
+          <w:b/>
+          <w:bCs/>
+          <w:color w:val="1F4E78"/>
+          <w:sz w:val="22"/>
+          <w:szCs w:val="22"/>
+        </w:rPr>
+        <w:t xml:space="preserve">第一步——获得协作者权限。 </w:t>
+      </w:r>
+      <w:r>
+        <w:rPr>
+          <w:rFonts w:ascii="Microsoft YaHei" w:cs="Microsoft YaHei" w:eastAsia="Microsoft YaHei" w:hAnsi="Microsoft YaHei"/>
+          <w:sz w:val="22"/>
+          <w:szCs w:val="22"/>
+        </w:rPr>
+        <w:t xml:space="preserve">本教程仓库为私有仓库。请先联系仓库拥有者，在 Settings → Collaborators 中添加您的 GitHub 用户名，然后再继续。</w:t>
+      </w:r>
+    </w:p>
+    <w:p>
+      <w:pPr>
+        <w:spacing w:after="100" w:before="100" w:line="240"/>
+      </w:pPr>
+      <w:r>
+        <w:rPr>
+          <w:rFonts w:ascii="Microsoft YaHei" w:cs="Microsoft YaHei" w:eastAsia="Microsoft YaHei" w:hAnsi="Microsoft YaHei"/>
+          <w:b/>
+          <w:bCs/>
+          <w:color w:val="1F4E78"/>
+          <w:sz w:val="22"/>
+          <w:szCs w:val="22"/>
+        </w:rPr>
+        <w:t xml:space="preserve">第二步——复刻（Fork）仓库。 </w:t>
+      </w:r>
+      <w:r>
+        <w:rPr>
+          <w:rFonts w:ascii="Microsoft YaHei" w:cs="Microsoft YaHei" w:eastAsia="Microsoft YaHei" w:hAnsi="Microsoft YaHei"/>
+          <w:sz w:val="22"/>
+          <w:szCs w:val="22"/>
+        </w:rPr>
+        <w:t xml:space="preserve">访问 </w:t>
+      </w:r>
+      <w:r>
+        <w:rPr>
+          <w:rFonts w:ascii="Consolas" w:cs="Consolas" w:eastAsia="Consolas" w:hAnsi="Consolas"/>
+          <w:color w:val="1F4E78"/>
+          <w:sz w:val="22"/>
+          <w:szCs w:val="22"/>
+        </w:rPr>
+        <w:t xml:space="preserve">github.com/mikelix/gstack-tutorial-1</w:t>
+      </w:r>
+      <w:r>
+        <w:rPr>
+          <w:rFonts w:ascii="Microsoft YaHei" w:cs="Microsoft YaHei" w:eastAsia="Microsoft YaHei" w:hAnsi="Microsoft YaHei"/>
+          <w:sz w:val="22"/>
+          <w:szCs w:val="22"/>
+        </w:rPr>
+        <w:t xml:space="preserve">，点击右上角的 Fork，并选择您自己的账号作为目标位置。这将在 github.com/</w:t>
+      </w:r>
+      <w:r>
+        <w:rPr>
+          <w:rFonts w:ascii="Consolas" w:cs="Consolas" w:eastAsia="Consolas" w:hAnsi="Consolas"/>
+          <w:color w:val="1F4E78"/>
+          <w:sz w:val="22"/>
+          <w:szCs w:val="22"/>
+        </w:rPr>
+        <w:t xml:space="preserve">YOUR-USERNAME</w:t>
+      </w:r>
+      <w:r>
+        <w:rPr>
+          <w:rFonts w:ascii="Microsoft YaHei" w:cs="Microsoft YaHei" w:eastAsia="Microsoft YaHei" w:hAnsi="Microsoft YaHei"/>
+          <w:sz w:val="22"/>
+          <w:szCs w:val="22"/>
+        </w:rPr>
+        <w:t xml:space="preserve">/gstack-tutorial-1 下创建您自己的私有副本。</w:t>
+      </w:r>
+    </w:p>
+    <w:p>
+      <w:pPr>
+        <w:spacing w:after="100" w:before="100" w:line="240"/>
+      </w:pPr>
+      <w:r>
+        <w:rPr>
+          <w:rFonts w:ascii="Microsoft YaHei" w:cs="Microsoft YaHei" w:eastAsia="Microsoft YaHei" w:hAnsi="Microsoft YaHei"/>
+          <w:b/>
+          <w:bCs/>
+          <w:color w:val="1F4E78"/>
+          <w:sz w:val="22"/>
+          <w:szCs w:val="22"/>
+        </w:rPr>
+        <w:t xml:space="preserve">第三步——克隆您自己的复刻仓库。 </w:t>
+      </w:r>
+      <w:r>
+        <w:rPr>
+          <w:rFonts w:ascii="Microsoft YaHei" w:cs="Microsoft YaHei" w:eastAsia="Microsoft YaHei" w:hAnsi="Microsoft YaHei"/>
+          <w:i/>
+          <w:iCs/>
+          <w:sz w:val="22"/>
+          <w:szCs w:val="22"/>
+        </w:rPr>
+        <w:t xml:space="preserve">注意，不是原始仓库。 </w:t>
+      </w:r>
+      <w:r>
+        <w:rPr>
+          <w:rFonts w:ascii="Consolas" w:cs="Consolas" w:eastAsia="Consolas" w:hAnsi="Consolas"/>
+          <w:color w:val="1F1F1F"/>
+          <w:sz w:val="20"/>
+          <w:szCs w:val="20"/>
+        </w:rPr>
+        <w:t xml:space="preserve">git clone https://github.com/YOUR-USERNAME/gstack-tutorial-1.git</w:t>
+      </w:r>
+    </w:p>
+    <w:p>
+      <w:pPr>
+        <w:spacing w:after="100" w:before="100" w:line="240"/>
+      </w:pPr>
+      <w:r>
+        <w:rPr>
+          <w:rFonts w:ascii="Microsoft YaHei" w:cs="Microsoft YaHei" w:eastAsia="Microsoft YaHei" w:hAnsi="Microsoft YaHei"/>
+          <w:b/>
+          <w:bCs/>
+          <w:color w:val="1F4E78"/>
+          <w:sz w:val="22"/>
+          <w:szCs w:val="22"/>
+        </w:rPr>
+        <w:t xml:space="preserve">第四步——在克隆的目录中打开您的AI助手。 </w:t>
+      </w:r>
+      <w:r>
+        <w:rPr>
+          <w:rFonts w:ascii="Microsoft YaHei" w:cs="Microsoft YaHei" w:eastAsia="Microsoft YaHei" w:hAnsi="Microsoft YaHei"/>
+          <w:sz w:val="22"/>
+          <w:szCs w:val="22"/>
+        </w:rPr>
+        <w:t xml:space="preserve">腾讯 Workbuddy、Claude Code 或 OpenAI Codex——使用您已安装的任意一个。</w:t>
+      </w:r>
+    </w:p>
+    <w:p>
+      <w:pPr>
+        <w:spacing w:after="100" w:before="100" w:line="240"/>
+      </w:pPr>
+      <w:r>
+        <w:rPr>
+          <w:rFonts w:ascii="Microsoft YaHei" w:cs="Microsoft YaHei" w:eastAsia="Microsoft YaHei" w:hAnsi="Microsoft YaHei"/>
+          <w:b/>
+          <w:bCs/>
+          <w:color w:val="1F4E78"/>
+          <w:sz w:val="22"/>
+          <w:szCs w:val="22"/>
+        </w:rPr>
+        <w:t xml:space="preserve">第五步——请求它检查仓库内容。 </w:t>
+      </w:r>
+      <w:r>
+        <w:rPr>
+          <w:rFonts w:ascii="Microsoft YaHei" w:cs="Microsoft YaHei" w:eastAsia="Microsoft YaHei" w:hAnsi="Microsoft YaHei"/>
+          <w:sz w:val="22"/>
+          <w:szCs w:val="22"/>
+        </w:rPr>
+        <w:t xml:space="preserve">直接向它提问：</w:t>
+      </w:r>
+      <w:r>
+        <w:rPr>
+          <w:rFonts w:ascii="Microsoft YaHei" w:cs="Microsoft YaHei" w:eastAsia="Microsoft YaHei" w:hAnsi="Microsoft YaHei"/>
+          <w:i/>
+          <w:iCs/>
+          <w:sz w:val="22"/>
+          <w:szCs w:val="22"/>
+        </w:rPr>
+        <w:t xml:space="preserve">“请阅读本仓库中的 START_HERE.md、PLAN.md 及五份评审文档，然后协助我亲自完成这五项 gstack 评审。”</w:t>
+      </w:r>
+    </w:p>
+    <w:p>
+      <w:pPr>
+        <w:spacing w:after="100" w:before="100" w:line="240"/>
+      </w:pPr>
+      <w:r>
+        <w:rPr>
+          <w:rFonts w:ascii="Microsoft YaHei" w:cs="Microsoft YaHei" w:eastAsia="Microsoft YaHei" w:hAnsi="Microsoft YaHei"/>
+          <w:b/>
+          <w:bCs/>
+          <w:color w:val="1F4E78"/>
+          <w:sz w:val="22"/>
+          <w:szCs w:val="22"/>
+        </w:rPr>
+        <w:t xml:space="preserve">第六步——亲自实践完整的工作流程。 </w:t>
+      </w:r>
+      <w:r>
+        <w:rPr>
+          <w:rFonts w:ascii="Microsoft YaHei" w:cs="Microsoft YaHei" w:eastAsia="Microsoft YaHei" w:hAnsi="Microsoft YaHei"/>
+          <w:sz w:val="22"/>
+          <w:szCs w:val="22"/>
+        </w:rPr>
+        <w:t xml:space="preserve">安装 gstack，完成全部五项评审（CEO → PM → 工程师 → 实现代码 → QA → 运维），并随时将您自己的成果提交到您的复刻仓库中。</w:t>
+      </w:r>
+    </w:p>
+    <w:p>
+      <w:pPr>
+        <w:spacing w:after="400" w:before="100" w:line="240"/>
+      </w:pPr>
+      <w:r>
+        <w:rPr>
+          <w:rFonts w:ascii="Microsoft YaHei" w:cs="Microsoft YaHei" w:eastAsia="Microsoft YaHei" w:hAnsi="Microsoft YaHei"/>
+          <w:b/>
+          <w:bCs/>
+          <w:color w:val="1F4E78"/>
+          <w:sz w:val="22"/>
+          <w:szCs w:val="22"/>
+        </w:rPr>
+        <w:t xml:space="preserve">第七步——保持您的复刻仓库与原仓库同步（可选）。 </w:t>
+      </w:r>
+      <w:r>
+        <w:rPr>
+          <w:rFonts w:ascii="Consolas" w:cs="Consolas" w:eastAsia="Consolas" w:hAnsi="Consolas"/>
+          <w:color w:val="1F1F1F"/>
+          <w:sz w:val="20"/>
+          <w:szCs w:val="20"/>
+        </w:rPr>
+        <w:t xml:space="preserve">git remote add upstream https://github.com/mikelix/gstack-tutorial-1.git</w:t>
+      </w:r>
+      <w:r>
+        <w:rPr>
+          <w:rFonts w:ascii="Microsoft YaHei" w:cs="Microsoft YaHei" w:eastAsia="Microsoft YaHei" w:hAnsi="Microsoft YaHei"/>
+          <w:sz w:val="22"/>
+          <w:szCs w:val="22"/>
+        </w:rPr>
+        <w:t xml:space="preserve"> 可让您日后将原始仓库的更新拉取到您自己的复刻仓库中。</w:t>
+      </w:r>
+    </w:p>
+    <w:p>
+      <w:r>
+        <w:br w:type="page"/>
+      </w:r>
+    </w:p>
+    <w:p>
+      <w:pPr>
+        <w:pStyle w:val="Heading1"/>
+        <w:pBdr>
+          <w:bottom w:val="single" w:color="1F4E78" w:sz="12" w:space="1"/>
+        </w:pBdr>
+        <w:spacing w:after="200" w:before="0" w:line="360"/>
+      </w:pPr>
+      <w:r>
+        <w:rPr>
+          <w:rFonts w:ascii="Microsoft YaHei" w:cs="Microsoft YaHei" w:eastAsia="Microsoft YaHei" w:hAnsi="Microsoft YaHei"/>
+          <w:b/>
+          <w:bCs/>
+          <w:color w:val="1F4E78"/>
+          <w:sz w:val="28"/>
+          <w:szCs w:val="28"/>
+        </w:rPr>
+        <w:t xml:space="preserve">遇到问题？提交每周进度报告</w:t>
+      </w:r>
+    </w:p>
+    <w:p>
+      <w:pPr>
+        <w:spacing w:after="300" w:line="240"/>
+      </w:pPr>
+      <w:r>
+        <w:rPr>
+          <w:rFonts w:ascii="Microsoft YaHei" w:cs="Microsoft YaHei" w:eastAsia="Microsoft YaHei" w:hAnsi="Microsoft YaHei"/>
+          <w:sz w:val="22"/>
+          <w:szCs w:val="22"/>
+        </w:rPr>
+        <w:t xml:space="preserve">如果您遇到无法解决的问题——即使一切进展顺利——也请提交一份简短的每周报告。这是导师用来查看每个人进度的唯一渠道，因此请每周都提交，而不仅仅是出问题的时候。</w:t>
+      </w:r>
+    </w:p>
+    <w:p>
+      <w:pPr>
+        <w:spacing w:after="100" w:before="100" w:line="240"/>
+      </w:pPr>
+      <w:r>
+        <w:rPr>
+          <w:rFonts w:ascii="Microsoft YaHei" w:cs="Microsoft YaHei" w:eastAsia="Microsoft YaHei" w:hAnsi="Microsoft YaHei"/>
+          <w:b/>
+          <w:bCs/>
+          <w:color w:val="1F4E78"/>
+          <w:sz w:val="22"/>
+          <w:szCs w:val="22"/>
+        </w:rPr>
+        <w:t xml:space="preserve">提交位置： </w:t>
+      </w:r>
+      <w:r>
+        <w:rPr>
+          <w:rFonts w:ascii="Microsoft YaHei" w:cs="Microsoft YaHei" w:eastAsia="Microsoft YaHei" w:hAnsi="Microsoft YaHei"/>
+          <w:sz w:val="22"/>
+          <w:szCs w:val="22"/>
+        </w:rPr>
+        <w:t xml:space="preserve">github.com/mikelix/gstack-tutorial-1/issues → 点击 New Issue → 选择 “Weekly Progress Report” 模板。</w:t>
+      </w:r>
+    </w:p>
+    <w:p>
+      <w:pPr>
+        <w:spacing w:after="100" w:before="100" w:line="240"/>
+      </w:pPr>
+      <w:r>
+        <w:rPr>
+          <w:rFonts w:ascii="Microsoft YaHei" w:cs="Microsoft YaHei" w:eastAsia="Microsoft YaHei" w:hAnsi="Microsoft YaHei"/>
+          <w:b/>
+          <w:bCs/>
+          <w:color w:val="1F4E78"/>
+          <w:sz w:val="22"/>
+          <w:szCs w:val="22"/>
+        </w:rPr>
+        <w:t xml:space="preserve">注意： </w:t>
+      </w:r>
+      <w:r>
+        <w:rPr>
+          <w:rFonts w:ascii="Microsoft YaHei" w:cs="Microsoft YaHei" w:eastAsia="Microsoft YaHei" w:hAnsi="Microsoft YaHei"/>
+          <w:i/>
+          <w:iCs/>
+          <w:sz w:val="22"/>
+          <w:szCs w:val="22"/>
+        </w:rPr>
+        <w:t xml:space="preserve">请提交到原始仓库的 issues，而非您自己复刻仓库的 issues——那才是导师查看的地方。</w:t>
+      </w:r>
+    </w:p>
+    <w:p>
+      <w:pPr>
+        <w:spacing w:after="150" w:before="200" w:line="280"/>
+      </w:pPr>
+      <w:r>
+        <w:rPr>
+          <w:rFonts w:ascii="Microsoft YaHei" w:cs="Microsoft YaHei" w:eastAsia="Microsoft YaHei" w:hAnsi="Microsoft YaHei"/>
+          <w:sz w:val="22"/>
+          <w:szCs w:val="22"/>
+        </w:rPr>
+        <w:t xml:space="preserve">点击 New Issue 后模板会自动填充，但每份报告顶部必须包含以下三项信息：</w:t>
+      </w:r>
+    </w:p>
+    <w:p>
+      <w:pPr>
+        <w:pStyle w:val="ListParagraph"/>
+        <w:numPr>
+          <w:ilvl w:val="0"/>
+          <w:numId w:val="1"/>
+        </w:numPr>
+        <w:spacing w:after="100" w:before="100" w:line="240"/>
+      </w:pPr>
+      <w:r>
+        <w:rPr>
+          <w:rFonts w:ascii="Microsoft YaHei" w:cs="Microsoft YaHei" w:eastAsia="Microsoft YaHei" w:hAnsi="Microsoft YaHei"/>
+          <w:b/>
+          <w:bCs/>
+          <w:sz w:val="22"/>
+          <w:szCs w:val="22"/>
+        </w:rPr>
+        <w:t xml:space="preserve">姓名（User's Name）—— </w:t>
+      </w:r>
+      <w:r>
+        <w:rPr>
+          <w:rFonts w:ascii="Microsoft YaHei" w:cs="Microsoft YaHei" w:eastAsia="Microsoft YaHei" w:hAnsi="Microsoft YaHei"/>
+          <w:sz w:val="22"/>
+          <w:szCs w:val="22"/>
+        </w:rPr>
+        <w:t xml:space="preserve">您的全名，便于导师识别报告提交人</w:t>
+      </w:r>
+    </w:p>
+    <w:p>
+      <w:pPr>
+        <w:pStyle w:val="ListParagraph"/>
+        <w:numPr>
+          <w:ilvl w:val="0"/>
+          <w:numId w:val="1"/>
+        </w:numPr>
+        <w:spacing w:after="100" w:before="100" w:line="240"/>
+      </w:pPr>
+      <w:r>
+        <w:rPr>
+          <w:rFonts w:ascii="Microsoft YaHei" w:cs="Microsoft YaHei" w:eastAsia="Microsoft YaHei" w:hAnsi="Microsoft YaHei"/>
+          <w:b/>
+          <w:bCs/>
+          <w:sz w:val="22"/>
+          <w:szCs w:val="22"/>
+        </w:rPr>
+        <w:t xml:space="preserve">项目名称（Project）—— </w:t>
+      </w:r>
+      <w:r>
+        <w:rPr>
+          <w:rFonts w:ascii="Microsoft YaHei" w:cs="Microsoft YaHei" w:eastAsia="Microsoft YaHei" w:hAnsi="Microsoft YaHei"/>
+          <w:sz w:val="22"/>
+          <w:szCs w:val="22"/>
+        </w:rPr>
+        <w:t xml:space="preserve">Gstack Tutorial #1（请使用此确切名称）</w:t>
+      </w:r>
+    </w:p>
+    <w:p>
+      <w:pPr>
+        <w:pStyle w:val="ListParagraph"/>
+        <w:numPr>
+          <w:ilvl w:val="0"/>
+          <w:numId w:val="1"/>
+        </w:numPr>
+        <w:spacing w:after="300" w:before="100" w:line="240"/>
+      </w:pPr>
+      <w:r>
+        <w:rPr>
+          <w:rFonts w:ascii="Microsoft YaHei" w:cs="Microsoft YaHei" w:eastAsia="Microsoft YaHei" w:hAnsi="Microsoft YaHei"/>
+          <w:b/>
+          <w:bCs/>
+          <w:sz w:val="22"/>
+          <w:szCs w:val="22"/>
+        </w:rPr>
+        <w:t xml:space="preserve">提交日期（Submission Date）—— </w:t>
+      </w:r>
+      <w:r>
+        <w:rPr>
+          <w:rFonts w:ascii="Microsoft YaHei" w:cs="Microsoft YaHei" w:eastAsia="Microsoft YaHei" w:hAnsi="Microsoft YaHei"/>
+          <w:sz w:val="22"/>
+          <w:szCs w:val="22"/>
+        </w:rPr>
+        <w:t xml:space="preserve">日/月/年格式，例如 15/10/2026</w:t>
+      </w:r>
+    </w:p>
+    <w:p>
+      <w:pPr>
+        <w:spacing w:after="200" w:line="240"/>
+      </w:pPr>
+      <w:r>
+        <w:rPr>
+          <w:rFonts w:ascii="Microsoft YaHei" w:cs="Microsoft YaHei" w:eastAsia="Microsoft YaHei" w:hAnsi="Microsoft YaHei"/>
+          <w:sz w:val="22"/>
+          <w:szCs w:val="22"/>
+        </w:rPr>
+        <w:t xml:space="preserve">此外还应包含：您正在使用的复刻仓库链接、您已尝试的方法、具体的错误信息（如果有的话——笼统地说“不能用”很难提供帮助，而“Word 显示 unspecified error, line:0 column:0”则容易定位问题），以及下周的计划。</w:t>
+      </w:r>
+    </w:p>
+    <w:p>
+      <w:pPr>
+        <w:spacing w:after="400" w:line="240"/>
+      </w:pPr>
+      <w:r>
+        <w:rPr>
+          <w:rFonts w:ascii="Microsoft YaHei" w:cs="Microsoft YaHei" w:eastAsia="Microsoft YaHei" w:hAnsi="Microsoft YaHei"/>
+          <w:sz w:val="22"/>
+          <w:szCs w:val="22"/>
+        </w:rPr>
+        <w:t xml:space="preserve">完整模板位于仓库中的 </w:t>
+      </w:r>
+      <w:r>
+        <w:rPr>
+          <w:rFonts w:ascii="Consolas" w:cs="Consolas" w:eastAsia="Consolas" w:hAnsi="Consolas"/>
+          <w:color w:val="1F4E78"/>
+          <w:sz w:val="20"/>
+          <w:szCs w:val="20"/>
+        </w:rPr>
+        <w:t xml:space="preserve">.github/ISSUE_TEMPLATE/weekly_progress_report.md</w:t>
+      </w:r>
+      <w:r>
+        <w:rPr>
+          <w:rFonts w:ascii="Microsoft YaHei" w:cs="Microsoft YaHei" w:eastAsia="Microsoft YaHei" w:hAnsi="Microsoft YaHei"/>
+          <w:sz w:val="22"/>
+          <w:szCs w:val="22"/>
+        </w:rPr>
+        <w:t xml:space="preserve">——建议先阅读一遍，了解具体要求。</w:t>
       </w:r>
     </w:p>
     <w:sectPr>
